--- a/public/exports/contracts/services-agreement-sloboda-2026/contract.en.docx
+++ b/public/exports/contracts/services-agreement-sloboda-2026/contract.en.docx
@@ -188,7 +188,7 @@
           <w:b/>
           <w:bCs/>
         </w:rPr>
-        <w:t xml:space="preserve">HRB260696B</w:t>
+        <w:t xml:space="preserve">HRB123456X</w:t>
       </w:r>
       <w:r>
         <w:t xml:space="preserve">, VAT ID </w:t>
@@ -198,10 +198,10 @@
           <w:b/>
           <w:bCs/>
         </w:rPr>
-        <w:t xml:space="preserve">DE366220301</w:t>
-      </w:r>
-      <w:r>
-        <w:t xml:space="preserve">, with its registered address at Am Märchenbrunnen 7, Berlin, 10407, Germany, represented by its Director Olga Iakubovska (hereinafter the "</w:t>
+        <w:t xml:space="preserve">DE999888777</w:t>
+      </w:r>
+      <w:r>
+        <w:t xml:space="preserve">, with its registered address at Musterstraße 1, Berlin, 10115, Germany, represented by its Director Jana Weber (hereinafter the "</w:t>
       </w:r>
       <w:r>
         <w:rPr>
@@ -2252,7 +2252,7 @@
                 <w:sz w:val="20"/>
                 <w:szCs w:val="20"/>
               </w:rPr>
-              <w:t xml:space="preserve">Registry code: HRB260696B / VAT ID: DE366220301</w:t>
+              <w:t xml:space="preserve">Registry code: HRB123456X / VAT ID: DE999888777</w:t>
             </w:r>
           </w:p>
         </w:tc>
@@ -2356,7 +2356,7 @@
                 <w:sz w:val="20"/>
                 <w:szCs w:val="20"/>
               </w:rPr>
-              <w:t xml:space="preserve">Address: Am Märchenbrunnen 7, Berlin, 10407, Germany</w:t>
+              <w:t xml:space="preserve">Address: Musterstraße 1, Berlin, 10115, Germany</w:t>
             </w:r>
           </w:p>
         </w:tc>
@@ -2530,7 +2530,7 @@
                 <w:sz w:val="20"/>
                 <w:szCs w:val="20"/>
               </w:rPr>
-              <w:t xml:space="preserve">Olga Iakubovska, Director</w:t>
+              <w:t xml:space="preserve">Jana Weber, Director</w:t>
             </w:r>
           </w:p>
         </w:tc>
